--- a/docs/fmva/packs/day6-assessment.docx
+++ b/docs/fmva/packs/day6-assessment.docx
@@ -72,98 +72,33 @@
           <w:sz w:val="22"/>
           <w:szCs w:val="22"/>
         </w:rPr>
-        <w:t xml:space="preserve">1. (Remember) What is the primary purpose of conducting a model audit in financial modeling?</w:t>
-      </w:r>
-    </w:p>
-    <w:p>
-      <w:pPr>
-        <w:bidi w:val="false"/>
-        <w:jc w:val="left"/>
-      </w:pPr>
-      <w:r>
-        <w:rPr>
-          <w:sz w:val="22"/>
-          <w:szCs w:val="22"/>
-        </w:rPr>
-        <w:t xml:space="preserve">Answer: To identify and mitigate potential risks</w:t>
-      </w:r>
-    </w:p>
-    <w:p>
-      <w:pPr>
-        <w:bidi w:val="false"/>
-        <w:jc w:val="left"/>
-      </w:pPr>
-      <w:r>
-        <w:rPr>
-          <w:sz w:val="22"/>
-          <w:szCs w:val="22"/>
-        </w:rPr>
-        <w:t xml:space="preserve">2. (Analyze) Describe a situation where a model risk could have significant consequences for an organization. Provide an example of how a model audit could help mitigate this risk.</w:t>
-      </w:r>
-    </w:p>
-    <w:p>
-      <w:pPr>
-        <w:bidi w:val="false"/>
-        <w:jc w:val="left"/>
-      </w:pPr>
-      <w:r>
-        <w:rPr>
-          <w:sz w:val="22"/>
-          <w:szCs w:val="22"/>
-        </w:rPr>
-        <w:t xml:space="preserve">Answer: Example: A company uses a financial model to forecast revenue. If the model is flawed, it could lead to inaccurate forecasts, resulting in poor business decisions. A model audit could help identify and correct errors in the model, reducing the risk of inaccurate forecasts.</w:t>
-      </w:r>
-    </w:p>
-    <w:p>
-      <w:pPr>
-        <w:bidi w:val="false"/>
-        <w:jc w:val="left"/>
-      </w:pPr>
-      <w:r>
-        <w:rPr>
-          <w:sz w:val="22"/>
-          <w:szCs w:val="22"/>
-        </w:rPr>
-        <w:t xml:space="preserve">3. (Create) Develop a risk management strategy for a financial model used to predict stock prices. Identify potential risks, prioritize them, and outline corrective action plans.</w:t>
-      </w:r>
-    </w:p>
-    <w:p>
-      <w:pPr>
-        <w:bidi w:val="false"/>
-        <w:jc w:val="left"/>
-      </w:pPr>
-      <w:r>
-        <w:rPr>
-          <w:sz w:val="22"/>
-          <w:szCs w:val="22"/>
-        </w:rPr>
-        <w:t xml:space="preserve">Answer: Example: Potential risks: market volatility, data quality issues, model limitations. Prioritized risks: market volatility (high likelihood and impact), data quality issues (medium likelihood and impact), model limitations (low likelihood and impact). Corrective action plans: diversify portfolio to mitigate market volatility, implement data validation checks to ensure data quality, regularly review and update model to address limitations.</w:t>
-      </w:r>
-    </w:p>
-    <w:p>
-      <w:pPr>
-        <w:bidi w:val="false"/>
-        <w:jc w:val="left"/>
-      </w:pPr>
-      <w:r>
-        <w:rPr>
-          <w:sz w:val="22"/>
-          <w:szCs w:val="22"/>
-        </w:rPr>
-        <w:t xml:space="preserve">4. (Understand) What is the importance of creating model documentation in financial modeling?</w:t>
-      </w:r>
-    </w:p>
-    <w:p>
-      <w:pPr>
-        <w:bidi w:val="false"/>
-        <w:jc w:val="left"/>
-      </w:pPr>
-      <w:r>
-        <w:rPr>
-          <w:sz w:val="22"/>
-          <w:szCs w:val="22"/>
-        </w:rPr>
-        <w:t xml:space="preserve">Answer: To ensure transparency and reproducibility</w:t>
+        <w:t xml:space="preserve">1. [Understand · short] Explain the core idea of "Model Audit and Risk Management" in your own words.</w:t>
+      </w:r>
+    </w:p>
+    <w:p>
+      <w:pPr>
+        <w:bidi w:val="false"/>
+        <w:jc w:val="left"/>
+      </w:pPr>
+      <w:r>
+        <w:rPr>
+          <w:sz w:val="22"/>
+          <w:szCs w:val="22"/>
+        </w:rPr>
+        <w:t xml:space="preserve">2. [Apply · task] Apply the day's method to a scenario from your own work, showing each step.</w:t>
+      </w:r>
+    </w:p>
+    <w:p>
+      <w:pPr>
+        <w:bidi w:val="false"/>
+        <w:jc w:val="left"/>
+      </w:pPr>
+      <w:r>
+        <w:rPr>
+          <w:sz w:val="22"/>
+          <w:szCs w:val="22"/>
+        </w:rPr>
+        <w:t xml:space="preserve">3. [Analyze · short] Identify one common mistake in this topic and how to detect it.</w:t>
       </w:r>
     </w:p>
     <w:p>
@@ -177,124 +112,164 @@
           <w:b/>
           <w:bCs/>
         </w:rPr>
-        <w:t xml:space="preserve">Rubric</w:t>
-      </w:r>
-    </w:p>
-    <w:p>
-      <w:pPr>
-        <w:bidi w:val="false"/>
-        <w:jc w:val="left"/>
-      </w:pPr>
-      <w:r>
-        <w:rPr>
-          <w:sz w:val="22"/>
-          <w:szCs w:val="22"/>
-        </w:rPr>
-        <w:t xml:space="preserve">- Content Knowledge</w:t>
-      </w:r>
-    </w:p>
-    <w:p>
-      <w:pPr>
-        <w:bidi w:val="false"/>
-        <w:jc w:val="left"/>
-      </w:pPr>
-      <w:r>
-        <w:rPr>
-          <w:sz w:val="22"/>
-          <w:szCs w:val="22"/>
-        </w:rPr>
-        <w:t xml:space="preserve">Excellent: Demonstrates a thorough understanding of model audit and risk management concepts, including the importance of model audits, risk management strategies, and model documentation.</w:t>
-      </w:r>
-    </w:p>
-    <w:p>
-      <w:pPr>
-        <w:bidi w:val="false"/>
-        <w:jc w:val="left"/>
-      </w:pPr>
-      <w:r>
-        <w:rPr>
-          <w:sz w:val="22"/>
-          <w:szCs w:val="22"/>
-        </w:rPr>
-        <w:t xml:space="preserve">Adequate: Demonstrates a basic understanding of model audit and risk management concepts, but may lack depth or clarity in their application.</w:t>
-      </w:r>
-    </w:p>
-    <w:p>
-      <w:pPr>
-        <w:bidi w:val="false"/>
-        <w:jc w:val="left"/>
-      </w:pPr>
-      <w:r>
-        <w:rPr>
-          <w:sz w:val="22"/>
-          <w:szCs w:val="22"/>
-        </w:rPr>
-        <w:t xml:space="preserve">- Critical Thinking</w:t>
-      </w:r>
-    </w:p>
-    <w:p>
-      <w:pPr>
-        <w:bidi w:val="false"/>
-        <w:jc w:val="left"/>
-      </w:pPr>
-      <w:r>
-        <w:rPr>
-          <w:sz w:val="22"/>
-          <w:szCs w:val="22"/>
-        </w:rPr>
-        <w:t xml:space="preserve">Excellent: Applies critical thinking skills to analyze complex scenarios, identify potential risks, and develop effective risk management strategies.</w:t>
-      </w:r>
-    </w:p>
-    <w:p>
-      <w:pPr>
-        <w:bidi w:val="false"/>
-        <w:jc w:val="left"/>
-      </w:pPr>
-      <w:r>
-        <w:rPr>
-          <w:sz w:val="22"/>
-          <w:szCs w:val="22"/>
-        </w:rPr>
-        <w:t xml:space="preserve">Adequate: Applies basic critical thinking skills to identify potential risks, but may struggle to develop effective risk management strategies.</w:t>
-      </w:r>
-    </w:p>
-    <w:p>
-      <w:pPr>
-        <w:bidi w:val="false"/>
-        <w:jc w:val="left"/>
-      </w:pPr>
-      <w:r>
-        <w:rPr>
-          <w:sz w:val="22"/>
-          <w:szCs w:val="22"/>
-        </w:rPr>
-        <w:t xml:space="preserve">- Problem-Solving</w:t>
-      </w:r>
-    </w:p>
-    <w:p>
-      <w:pPr>
-        <w:bidi w:val="false"/>
-        <w:jc w:val="left"/>
-      </w:pPr>
-      <w:r>
-        <w:rPr>
-          <w:sz w:val="22"/>
-          <w:szCs w:val="22"/>
-        </w:rPr>
-        <w:t xml:space="preserve">Excellent: Develops innovative and effective solutions to complex problems, demonstrating a thorough understanding of model audit and risk management concepts.</w:t>
-      </w:r>
-    </w:p>
-    <w:p>
-      <w:pPr>
-        <w:bidi w:val="false"/>
-        <w:jc w:val="left"/>
-      </w:pPr>
-      <w:r>
-        <w:rPr>
-          <w:sz w:val="22"/>
-          <w:szCs w:val="22"/>
-        </w:rPr>
-        <w:t xml:space="preserve">Adequate: Develops basic solutions to problems, but may lack creativity or effectiveness in their approach.</w:t>
+        <w:t xml:space="preserve">Answer key</w:t>
+      </w:r>
+    </w:p>
+    <w:p>
+      <w:pPr>
+        <w:bidi w:val="false"/>
+        <w:jc w:val="left"/>
+      </w:pPr>
+      <w:r>
+        <w:rPr>
+          <w:sz w:val="22"/>
+          <w:szCs w:val="22"/>
+        </w:rPr>
+        <w:t xml:space="preserve">1. Accurate explanation of the main concept.</w:t>
+      </w:r>
+    </w:p>
+    <w:p>
+      <w:pPr>
+        <w:bidi w:val="false"/>
+        <w:jc w:val="left"/>
+      </w:pPr>
+      <w:r>
+        <w:rPr>
+          <w:sz w:val="22"/>
+          <w:szCs w:val="22"/>
+        </w:rPr>
+        <w:t xml:space="preserve">2. Correct application with visible steps.</w:t>
+      </w:r>
+    </w:p>
+    <w:p>
+      <w:pPr>
+        <w:bidi w:val="false"/>
+        <w:jc w:val="left"/>
+      </w:pPr>
+      <w:r>
+        <w:rPr>
+          <w:sz w:val="22"/>
+          <w:szCs w:val="22"/>
+        </w:rPr>
+        <w:t xml:space="preserve">3. Names a pitfall and a sanity check.</w:t>
+      </w:r>
+    </w:p>
+    <w:p>
+      <w:pPr>
+        <w:pStyle w:val="Heading2"/>
+        <w:bidi w:val="false"/>
+        <w:jc w:val="left"/>
+      </w:pPr>
+      <w:r>
+        <w:rPr>
+          <w:b/>
+          <w:bCs/>
+        </w:rPr>
+        <w:t xml:space="preserve">Marking rubric</w:t>
+      </w:r>
+    </w:p>
+    <w:p>
+      <w:pPr>
+        <w:bidi w:val="false"/>
+        <w:jc w:val="left"/>
+      </w:pPr>
+      <w:r>
+        <w:rPr>
+          <w:sz w:val="22"/>
+          <w:szCs w:val="22"/>
+        </w:rPr>
+        <w:t xml:space="preserve">- Conceptual accuracy</w:t>
+      </w:r>
+    </w:p>
+    <w:p>
+      <w:pPr>
+        <w:bidi w:val="false"/>
+        <w:jc w:val="left"/>
+      </w:pPr>
+      <w:r>
+        <w:rPr>
+          <w:sz w:val="22"/>
+          <w:szCs w:val="22"/>
+        </w:rPr>
+        <w:t xml:space="preserve">Excellent: Precise and complete</w:t>
+      </w:r>
+    </w:p>
+    <w:p>
+      <w:pPr>
+        <w:bidi w:val="false"/>
+        <w:jc w:val="left"/>
+      </w:pPr>
+      <w:r>
+        <w:rPr>
+          <w:sz w:val="22"/>
+          <w:szCs w:val="22"/>
+        </w:rPr>
+        <w:t xml:space="preserve">Adequate: Minor gaps</w:t>
+      </w:r>
+    </w:p>
+    <w:p>
+      <w:pPr>
+        <w:bidi w:val="false"/>
+        <w:jc w:val="left"/>
+      </w:pPr>
+      <w:r>
+        <w:rPr>
+          <w:sz w:val="22"/>
+          <w:szCs w:val="22"/>
+        </w:rPr>
+        <w:t xml:space="preserve">Weak: Material misunderstandings</w:t>
+      </w:r>
+    </w:p>
+    <w:p>
+      <w:pPr>
+        <w:bidi w:val="false"/>
+        <w:jc w:val="left"/>
+      </w:pPr>
+      <w:r>
+        <w:rPr>
+          <w:sz w:val="22"/>
+          <w:szCs w:val="22"/>
+        </w:rPr>
+        <w:t xml:space="preserve">- Method execution</w:t>
+      </w:r>
+    </w:p>
+    <w:p>
+      <w:pPr>
+        <w:bidi w:val="false"/>
+        <w:jc w:val="left"/>
+      </w:pPr>
+      <w:r>
+        <w:rPr>
+          <w:sz w:val="22"/>
+          <w:szCs w:val="22"/>
+        </w:rPr>
+        <w:t xml:space="preserve">Excellent: Every step correct</w:t>
+      </w:r>
+    </w:p>
+    <w:p>
+      <w:pPr>
+        <w:bidi w:val="false"/>
+        <w:jc w:val="left"/>
+      </w:pPr>
+      <w:r>
+        <w:rPr>
+          <w:sz w:val="22"/>
+          <w:szCs w:val="22"/>
+        </w:rPr>
+        <w:t xml:space="preserve">Adequate: Right approach, small slips</w:t>
+      </w:r>
+    </w:p>
+    <w:p>
+      <w:pPr>
+        <w:bidi w:val="false"/>
+        <w:jc w:val="left"/>
+      </w:pPr>
+      <w:r>
+        <w:rPr>
+          <w:sz w:val="22"/>
+          <w:szCs w:val="22"/>
+        </w:rPr>
+        <w:t xml:space="preserve">Weak: Wrong procedure</w:t>
       </w:r>
     </w:p>
     <w:sectPr>
